--- a/wordings/downloads/Meridian_Personal_Accident_and_Sickness_v1.0.0-DRAFT.docx
+++ b/wordings/downloads/Meridian_Personal_Accident_and_Sickness_v1.0.0-DRAFT.docx
@@ -5919,7 +5919,7 @@
             <w:color w:val="2E5C4E"/>
             <w:u w:val="single"/>
           </w:rPr>
-          <w:t xml:space="preserve">the Weekly Benefits for Sickness clause</w:t>
+          <w:t xml:space="preserve">The Weekly Benefits for Sickness clause</w:t>
         </w:r>
       </w:hyperlink>
       <w:r>
@@ -5983,7 +5983,7 @@
             <w:color w:val="2E5C4E"/>
             <w:u w:val="single"/>
           </w:rPr>
-          <w:t xml:space="preserve">the Weekly Benefits for Sickness clause</w:t>
+          <w:t xml:space="preserve">The Weekly Benefits for Sickness clause</w:t>
         </w:r>
       </w:hyperlink>
       <w:r>
@@ -6024,7 +6024,7 @@
             <w:color w:val="2E5C4E"/>
             <w:u w:val="single"/>
           </w:rPr>
-          <w:t xml:space="preserve">the Hazardous Pursuits exclusion</w:t>
+          <w:t xml:space="preserve">The Hazardous Pursuits exclusion</w:t>
         </w:r>
       </w:hyperlink>
       <w:r>
@@ -6152,7 +6152,7 @@
             <w:color w:val="2E5C4E"/>
             <w:u w:val="single"/>
           </w:rPr>
-          <w:t xml:space="preserve">the Pre-existing Conditions exclusion</w:t>
+          <w:t xml:space="preserve">The Pre-existing Conditions exclusion</w:t>
         </w:r>
       </w:hyperlink>
       <w:r>
@@ -6289,7 +6289,7 @@
             <w:color w:val="2E5C4E"/>
             <w:u w:val="single"/>
           </w:rPr>
-          <w:t xml:space="preserve">the Weekly Benefits for Injury clause</w:t>
+          <w:t xml:space="preserve">The Weekly Benefits for Injury clause</w:t>
         </w:r>
       </w:hyperlink>
       <w:r>
